--- a/uploads/Proposta/PropostaADICIONAIS_FESTIVAL QUATRO RODAS - INTERLAGOS_.docx
+++ b/uploads/Proposta/PropostaADICIONAIS_FESTIVAL QUATRO RODAS - INTERLAGOS_.docx
@@ -944,7 +944,7 @@
           <w:sz w:val="24"/>
           <w:szCs w:val="24"/>
         </w:rPr>
-        <w:t xml:space="preserve">• 2 Atendente De Caex -Mono, (ANTECIPAÇÃO), 2 Diária(s), de: 20/08/2026 até: 21/08/2026</w:t>
+        <w:t xml:space="preserve">• 4 Recepcionista Mono, (DIGITADORES IMPRENSA), 1 Diária(s), de: 26/08/2026 até: 26/08/2026</w:t>
       </w:r>
     </w:p>
     <w:p>
@@ -964,7 +964,7 @@
           <w:sz w:val="24"/>
           <w:szCs w:val="24"/>
         </w:rPr>
-        <w:t xml:space="preserve">• 4 Recepcionista Mono, (DIGITADORES IMPRENSA), 1 Diária(s), de: 26/08/2026 até: 26/08/2026</w:t>
+        <w:t xml:space="preserve">• 1 Coordenador De Staff, (IMPRENSA), 1 Diária(s), de: 26/08/2026 até: 26/08/2026</w:t>
       </w:r>
     </w:p>
     <w:p>
@@ -1432,7 +1432,7 @@
           <w:sz w:val="24"/>
           <w:szCs w:val="24"/>
         </w:rPr>
-        <w:t xml:space="preserve">R$ 12.692,40</w:t>
+        <w:t xml:space="preserve">R$ 10.104,40</w:t>
       </w:r>
       <w:r>
         <w:rPr>
@@ -1611,7 +1611,7 @@
           <w:i/>
           <w:iCs/>
         </w:rPr>
-        <w:t xml:space="preserve">19/08/2026</w:t>
+        <w:t xml:space="preserve">24/08/2026</w:t>
       </w:r>
     </w:p>
     <w:p>
